--- a/Coding 2 - year/Unit 4 - File IO & Data Processing/Daily Lesson Plans/Word/Day 24.docx
+++ b/Coding 2 - year/Unit 4 - File IO & Data Processing/Daily Lesson Plans/Word/Day 24.docx
@@ -50,12 +50,15 @@
               </w:rPr>
               <w:t xml:space="preserve">Coding II — Full Year</w:t>
             </w:r>
-          </w:p>
-          <w:p>
-            <w:pPr>
-              <w:spacing w:before="40"/>
-              <w:jc w:val="center"/>
-            </w:pPr>
+            <w:r>
+              <w:rPr>
+                <w:rFonts w:ascii="Arial" w:cs="Arial" w:eastAsia="Arial" w:hAnsi="Arial"/>
+                <w:sz w:val="16"/>
+                <w:szCs w:val="16"/>
+              </w:rPr>
+              <w:br/>
+              <w:t xml:space="preserve"/>
+            </w:r>
             <w:r>
               <w:rPr>
                 <w:rFonts w:ascii="Arial" w:cs="Arial" w:eastAsia="Arial" w:hAnsi="Arial"/>
@@ -83,7 +86,7 @@
           <w:rFonts w:ascii="Arial" w:cs="Arial" w:eastAsia="Arial" w:hAnsi="Arial"/>
           <w:b/>
           <w:bCs/>
-          <w:color w:val="0D3B1F"/>
+          <w:color w:val="1B7A4A"/>
           <w:sz w:val="32"/>
           <w:szCs w:val="32"/>
         </w:rPr>
@@ -261,9 +264,9 @@
               <w:right w:val="single" w:color="CCCCCC" w:sz="1"/>
             </w:tcBorders>
             <w:tcMar>
-              <w:top w:type="dxa" w:w="60"/>
+              <w:top w:type="dxa" w:w="80"/>
               <w:left w:type="dxa" w:w="120"/>
-              <w:bottom w:type="dxa" w:w="60"/>
+              <w:bottom w:type="dxa" w:w="80"/>
               <w:right w:type="dxa" w:w="120"/>
             </w:tcMar>
           </w:tcPr>
@@ -290,20 +293,147 @@
               <w:right w:val="single" w:color="CCCCCC" w:sz="1"/>
             </w:tcBorders>
             <w:tcMar>
-              <w:top w:type="dxa" w:w="60"/>
+              <w:top w:type="dxa" w:w="80"/>
               <w:left w:type="dxa" w:w="120"/>
-              <w:bottom w:type="dxa" w:w="60"/>
+              <w:bottom w:type="dxa" w:w="80"/>
               <w:right w:type="dxa" w:w="120"/>
             </w:tcMar>
           </w:tcPr>
           <w:p>
+            <w:pPr>
+              <w:spacing w:after="80" w:before="80"/>
+            </w:pPr>
+            <w:r>
+              <w:rPr>
+                <w:rFonts w:ascii="Arial" w:cs="Arial" w:eastAsia="Arial" w:hAnsi="Arial"/>
+                <w:b/>
+                <w:bCs/>
+                <w:i w:val="false"/>
+                <w:iCs w:val="false"/>
+                <w:color w:val="000000"/>
+                <w:sz w:val="22"/>
+                <w:szCs w:val="22"/>
+              </w:rPr>
+              <w:t xml:space="preserve">Bell Ringer / Review</w:t>
+            </w:r>
             <w:r>
               <w:rPr>
                 <w:rFonts w:ascii="Arial" w:cs="Arial" w:eastAsia="Arial" w:hAnsi="Arial"/>
                 <w:sz w:val="20"/>
                 <w:szCs w:val="20"/>
               </w:rPr>
-              <w:t xml:space="preserve">Bell Ringer / Review</w:t>
+              <w:br/>
+              <w:t xml:space="preserve"/>
+            </w:r>
+            <w:r>
+              <w:rPr>
+                <w:rFonts w:ascii="Arial" w:cs="Arial" w:eastAsia="Arial" w:hAnsi="Arial"/>
+                <w:sz w:val="20"/>
+                <w:szCs w:val="20"/>
+              </w:rPr>
+              <w:br/>
+              <w:t xml:space="preserve"/>
+            </w:r>
+            <w:r>
+              <w:rPr>
+                <w:rFonts w:ascii="Arial" w:cs="Arial" w:eastAsia="Arial" w:hAnsi="Arial"/>
+                <w:b/>
+                <w:bCs/>
+                <w:i w:val="false"/>
+                <w:iCs w:val="false"/>
+                <w:color w:val="000000"/>
+                <w:sz w:val="20"/>
+                <w:szCs w:val="20"/>
+              </w:rPr>
+              <w:t xml:space="preserve">Quick Write </w:t>
+            </w:r>
+            <w:r>
+              <w:rPr>
+                <w:rFonts w:ascii="Arial" w:cs="Arial" w:eastAsia="Arial" w:hAnsi="Arial"/>
+                <w:b w:val="false"/>
+                <w:bCs w:val="false"/>
+                <w:i w:val="false"/>
+                <w:iCs w:val="false"/>
+                <w:color w:val="000000"/>
+                <w:sz w:val="20"/>
+                <w:szCs w:val="20"/>
+              </w:rPr>
+              <w:t xml:space="preserve">(3 min — written or verbal):</w:t>
+            </w:r>
+            <w:r>
+              <w:rPr>
+                <w:rFonts w:ascii="Arial" w:cs="Arial" w:eastAsia="Arial" w:hAnsi="Arial"/>
+                <w:sz w:val="20"/>
+                <w:szCs w:val="20"/>
+              </w:rPr>
+              <w:br/>
+              <w:t xml:space="preserve"/>
+            </w:r>
+            <w:r>
+              <w:rPr>
+                <w:rFonts w:ascii="Arial" w:cs="Arial" w:eastAsia="Arial" w:hAnsi="Arial"/>
+                <w:b w:val="false"/>
+                <w:bCs w:val="false"/>
+                <w:i w:val="false"/>
+                <w:iCs w:val="false"/>
+                <w:color w:val="000000"/>
+                <w:sz w:val="20"/>
+                <w:szCs w:val="20"/>
+              </w:rPr>
+              <w:t xml:space="preserve">    In your own words: Demonstrate mastery of all File I/O and data processing concepts through problem-solving?</w:t>
+            </w:r>
+            <w:r>
+              <w:rPr>
+                <w:rFonts w:ascii="Arial" w:cs="Arial" w:eastAsia="Arial" w:hAnsi="Arial"/>
+                <w:sz w:val="20"/>
+                <w:szCs w:val="20"/>
+              </w:rPr>
+              <w:br/>
+              <w:t xml:space="preserve"/>
+            </w:r>
+            <w:r>
+              <w:rPr>
+                <w:rFonts w:ascii="Arial" w:cs="Arial" w:eastAsia="Arial" w:hAnsi="Arial"/>
+                <w:sz w:val="20"/>
+                <w:szCs w:val="20"/>
+              </w:rPr>
+              <w:br/>
+              <w:t xml:space="preserve"/>
+            </w:r>
+            <w:r>
+              <w:rPr>
+                <w:rFonts w:ascii="Arial" w:cs="Arial" w:eastAsia="Arial" w:hAnsi="Arial"/>
+                <w:b w:val="false"/>
+                <w:bCs w:val="false"/>
+                <w:i/>
+                <w:iCs/>
+                <w:color w:val="444444"/>
+                <w:sz w:val="20"/>
+                <w:szCs w:val="20"/>
+              </w:rPr>
+              <w:t xml:space="preserve">Today's Goal: By the end of class you will be able to demonstrate mastery of all File I/O and data processing concepts through problem-solving.</w:t>
+            </w:r>
+            <w:r>
+              <w:rPr>
+                <w:rFonts w:ascii="Arial" w:cs="Arial" w:eastAsia="Arial" w:hAnsi="Arial"/>
+                <w:sz w:val="20"/>
+                <w:szCs w:val="20"/>
+              </w:rPr>
+              <w:br/>
+              <w:t xml:space="preserve"/>
+            </w:r>
+            <w:r>
+              <w:rPr>
+                <w:rFonts w:ascii="Arial" w:cs="Arial" w:eastAsia="Arial" w:hAnsi="Arial"/>
+                <w:b w:val="false"/>
+                <w:bCs w:val="false"/>
+                <w:i/>
+                <w:iCs/>
+                <w:color w:val="555555"/>
+                <w:sz w:val="20"/>
+                <w:szCs w:val="20"/>
+              </w:rPr>
+              <w:t xml:space="preserve">→ Pair-share your response, then 2–3 students share with the class.</w:t>
             </w:r>
           </w:p>
         </w:tc>
@@ -319,9 +449,9 @@
               <w:right w:val="single" w:color="CCCCCC" w:sz="1"/>
             </w:tcBorders>
             <w:tcMar>
-              <w:top w:type="dxa" w:w="60"/>
+              <w:top w:type="dxa" w:w="80"/>
               <w:left w:type="dxa" w:w="120"/>
-              <w:bottom w:type="dxa" w:w="60"/>
+              <w:bottom w:type="dxa" w:w="80"/>
               <w:right w:type="dxa" w:w="120"/>
             </w:tcMar>
           </w:tcPr>
@@ -348,20 +478,164 @@
               <w:right w:val="single" w:color="CCCCCC" w:sz="1"/>
             </w:tcBorders>
             <w:tcMar>
-              <w:top w:type="dxa" w:w="60"/>
+              <w:top w:type="dxa" w:w="80"/>
               <w:left w:type="dxa" w:w="120"/>
-              <w:bottom w:type="dxa" w:w="60"/>
+              <w:bottom w:type="dxa" w:w="80"/>
               <w:right w:type="dxa" w:w="120"/>
             </w:tcMar>
           </w:tcPr>
           <w:p>
+            <w:pPr>
+              <w:spacing w:after="80" w:before="80"/>
+            </w:pPr>
+            <w:r>
+              <w:rPr>
+                <w:rFonts w:ascii="Arial" w:cs="Arial" w:eastAsia="Arial" w:hAnsi="Arial"/>
+                <w:b/>
+                <w:bCs/>
+                <w:i w:val="false"/>
+                <w:iCs w:val="false"/>
+                <w:color w:val="000000"/>
+                <w:sz w:val="22"/>
+                <w:szCs w:val="22"/>
+              </w:rPr>
+              <w:t xml:space="preserve">Mini Lesson: </w:t>
+            </w:r>
+            <w:r>
+              <w:rPr>
+                <w:rFonts w:ascii="Arial" w:cs="Arial" w:eastAsia="Arial" w:hAnsi="Arial"/>
+                <w:b w:val="false"/>
+                <w:bCs w:val="false"/>
+                <w:i w:val="false"/>
+                <w:iCs w:val="false"/>
+                <w:color w:val="000000"/>
+                <w:sz w:val="22"/>
+                <w:szCs w:val="22"/>
+              </w:rPr>
+              <w:t xml:space="preserve">Review Day — File I/O &amp; Data Processing</w:t>
+            </w:r>
             <w:r>
               <w:rPr>
                 <w:rFonts w:ascii="Arial" w:cs="Arial" w:eastAsia="Arial" w:hAnsi="Arial"/>
                 <w:sz w:val="20"/>
                 <w:szCs w:val="20"/>
               </w:rPr>
-              <w:t xml:space="preserve">Mini Lesson: Review Day — File I/O &amp; Data Processing</w:t>
+              <w:br/>
+              <w:t xml:space="preserve"/>
+            </w:r>
+            <w:r>
+              <w:rPr>
+                <w:rFonts w:ascii="Arial" w:cs="Arial" w:eastAsia="Arial" w:hAnsi="Arial"/>
+                <w:sz w:val="20"/>
+                <w:szCs w:val="20"/>
+              </w:rPr>
+              <w:br/>
+              <w:t xml:space="preserve"/>
+            </w:r>
+            <w:r>
+              <w:rPr>
+                <w:rFonts w:ascii="Arial" w:cs="Arial" w:eastAsia="Arial" w:hAnsi="Arial"/>
+                <w:b/>
+                <w:bCs/>
+                <w:i/>
+                <w:iCs/>
+                <w:color w:val="000000"/>
+                <w:sz w:val="20"/>
+                <w:szCs w:val="20"/>
+              </w:rPr>
+              <w:t xml:space="preserve">Learning Target: </w:t>
+            </w:r>
+            <w:r>
+              <w:rPr>
+                <w:rFonts w:ascii="Arial" w:cs="Arial" w:eastAsia="Arial" w:hAnsi="Arial"/>
+                <w:b w:val="false"/>
+                <w:bCs w:val="false"/>
+                <w:i/>
+                <w:iCs/>
+                <w:color w:val="333333"/>
+                <w:sz w:val="20"/>
+                <w:szCs w:val="20"/>
+              </w:rPr>
+              <w:t xml:space="preserve">I can demonstrate mastery of all File I/O and data processing concepts through problem-solving.</w:t>
+            </w:r>
+            <w:r>
+              <w:rPr>
+                <w:rFonts w:ascii="Arial" w:cs="Arial" w:eastAsia="Arial" w:hAnsi="Arial"/>
+                <w:sz w:val="20"/>
+                <w:szCs w:val="20"/>
+              </w:rPr>
+              <w:br/>
+              <w:t xml:space="preserve"/>
+            </w:r>
+            <w:r>
+              <w:rPr>
+                <w:rFonts w:ascii="Arial" w:cs="Arial" w:eastAsia="Arial" w:hAnsi="Arial"/>
+                <w:sz w:val="20"/>
+                <w:szCs w:val="20"/>
+              </w:rPr>
+              <w:br/>
+              <w:t xml:space="preserve"/>
+            </w:r>
+            <w:r>
+              <w:rPr>
+                <w:rFonts w:ascii="Arial" w:cs="Arial" w:eastAsia="Arial" w:hAnsi="Arial"/>
+                <w:b/>
+                <w:bCs/>
+                <w:i/>
+                <w:iCs/>
+                <w:color w:val="555555"/>
+                <w:sz w:val="20"/>
+                <w:szCs w:val="20"/>
+              </w:rPr>
+              <w:t xml:space="preserve">→ Live Demo — </w:t>
+            </w:r>
+            <w:r>
+              <w:rPr>
+                <w:rFonts w:ascii="Arial" w:cs="Arial" w:eastAsia="Arial" w:hAnsi="Arial"/>
+                <w:b w:val="false"/>
+                <w:bCs w:val="false"/>
+                <w:i/>
+                <w:iCs/>
+                <w:color w:val="555555"/>
+                <w:sz w:val="20"/>
+                <w:szCs w:val="20"/>
+              </w:rPr>
+              <w:t xml:space="preserve">type examples as students follow along in their own editor.</w:t>
+            </w:r>
+            <w:r>
+              <w:rPr>
+                <w:rFonts w:ascii="Arial" w:cs="Arial" w:eastAsia="Arial" w:hAnsi="Arial"/>
+                <w:sz w:val="20"/>
+                <w:szCs w:val="20"/>
+              </w:rPr>
+              <w:br/>
+              <w:t xml:space="preserve"/>
+            </w:r>
+            <w:r>
+              <w:rPr>
+                <w:rFonts w:ascii="Arial" w:cs="Arial" w:eastAsia="Arial" w:hAnsi="Arial"/>
+                <w:b/>
+                <w:bCs/>
+                <w:i/>
+                <w:iCs/>
+                <w:color w:val="555555"/>
+                <w:sz w:val="20"/>
+                <w:szCs w:val="20"/>
+              </w:rPr>
+              <w:t xml:space="preserve">→ Check for Understanding: </w:t>
+            </w:r>
+            <w:r>
+              <w:rPr>
+                <w:rFonts w:ascii="Arial" w:cs="Arial" w:eastAsia="Arial" w:hAnsi="Arial"/>
+                <w:b w:val="false"/>
+                <w:bCs w:val="false"/>
+                <w:i/>
+                <w:iCs/>
+                <w:color w:val="555555"/>
+                <w:sz w:val="20"/>
+                <w:szCs w:val="20"/>
+              </w:rPr>
+              <w:t xml:space="preserve">pause and cold-call: “Can someone explain what we just did in their own words?”</w:t>
             </w:r>
           </w:p>
         </w:tc>
@@ -377,9 +651,9 @@
               <w:right w:val="single" w:color="CCCCCC" w:sz="1"/>
             </w:tcBorders>
             <w:tcMar>
-              <w:top w:type="dxa" w:w="60"/>
+              <w:top w:type="dxa" w:w="80"/>
               <w:left w:type="dxa" w:w="120"/>
-              <w:bottom w:type="dxa" w:w="60"/>
+              <w:bottom w:type="dxa" w:w="80"/>
               <w:right w:type="dxa" w:w="120"/>
             </w:tcMar>
           </w:tcPr>
@@ -392,7 +666,7 @@
                 <w:sz w:val="20"/>
                 <w:szCs w:val="20"/>
               </w:rPr>
-              <w:t xml:space="preserve">15-20 min</w:t>
+              <w:t xml:space="preserve">15–20 min</w:t>
             </w:r>
           </w:p>
         </w:tc>
@@ -406,20 +680,81 @@
               <w:right w:val="single" w:color="CCCCCC" w:sz="1"/>
             </w:tcBorders>
             <w:tcMar>
-              <w:top w:type="dxa" w:w="60"/>
+              <w:top w:type="dxa" w:w="80"/>
               <w:left w:type="dxa" w:w="120"/>
-              <w:bottom w:type="dxa" w:w="60"/>
+              <w:bottom w:type="dxa" w:w="80"/>
               <w:right w:type="dxa" w:w="120"/>
             </w:tcMar>
           </w:tcPr>
           <w:p>
+            <w:pPr>
+              <w:spacing w:after="80" w:before="80"/>
+            </w:pPr>
+            <w:r>
+              <w:rPr>
+                <w:rFonts w:ascii="Arial" w:cs="Arial" w:eastAsia="Arial" w:hAnsi="Arial"/>
+                <w:b/>
+                <w:bCs/>
+                <w:i w:val="false"/>
+                <w:iCs w:val="false"/>
+                <w:color w:val="000000"/>
+                <w:sz w:val="22"/>
+                <w:szCs w:val="22"/>
+              </w:rPr>
+              <w:t xml:space="preserve">Independent Practice / Code Along</w:t>
+            </w:r>
             <w:r>
               <w:rPr>
                 <w:rFonts w:ascii="Arial" w:cs="Arial" w:eastAsia="Arial" w:hAnsi="Arial"/>
                 <w:sz w:val="20"/>
                 <w:szCs w:val="20"/>
               </w:rPr>
-              <w:t xml:space="preserve">Independent Practice / Code Along</w:t>
+              <w:br/>
+              <w:t xml:space="preserve"/>
+            </w:r>
+            <w:r>
+              <w:rPr>
+                <w:rFonts w:ascii="Arial" w:cs="Arial" w:eastAsia="Arial" w:hAnsi="Arial"/>
+                <w:b w:val="false"/>
+                <w:bCs w:val="false"/>
+                <w:i w:val="false"/>
+                <w:iCs w:val="false"/>
+                <w:color w:val="000000"/>
+                <w:sz w:val="20"/>
+                <w:szCs w:val="20"/>
+              </w:rPr>
+              <w:t xml:space="preserve">    Work through problems from the day's exercise set.</w:t>
+            </w:r>
+            <w:r>
+              <w:rPr>
+                <w:rFonts w:ascii="Arial" w:cs="Arial" w:eastAsia="Arial" w:hAnsi="Arial"/>
+                <w:sz w:val="20"/>
+                <w:szCs w:val="20"/>
+              </w:rPr>
+              <w:br/>
+              <w:t xml:space="preserve"/>
+            </w:r>
+            <w:r>
+              <w:rPr>
+                <w:rFonts w:ascii="Arial" w:cs="Arial" w:eastAsia="Arial" w:hAnsi="Arial"/>
+                <w:sz w:val="20"/>
+                <w:szCs w:val="20"/>
+              </w:rPr>
+              <w:br/>
+              <w:t xml:space="preserve"/>
+            </w:r>
+            <w:r>
+              <w:rPr>
+                <w:rFonts w:ascii="Arial" w:cs="Arial" w:eastAsia="Arial" w:hAnsi="Arial"/>
+                <w:b w:val="false"/>
+                <w:bCs w:val="false"/>
+                <w:i/>
+                <w:iCs/>
+                <w:color w:val="555555"/>
+                <w:sz w:val="20"/>
+                <w:szCs w:val="20"/>
+              </w:rPr>
+              <w:t xml:space="preserve">→ Teacher circulates — offer hints, check for understanding.</w:t>
             </w:r>
           </w:p>
         </w:tc>
@@ -435,9 +770,9 @@
               <w:right w:val="single" w:color="CCCCCC" w:sz="1"/>
             </w:tcBorders>
             <w:tcMar>
-              <w:top w:type="dxa" w:w="60"/>
+              <w:top w:type="dxa" w:w="80"/>
               <w:left w:type="dxa" w:w="120"/>
-              <w:bottom w:type="dxa" w:w="60"/>
+              <w:bottom w:type="dxa" w:w="80"/>
               <w:right w:type="dxa" w:w="120"/>
             </w:tcMar>
           </w:tcPr>
@@ -464,20 +799,90 @@
               <w:right w:val="single" w:color="CCCCCC" w:sz="1"/>
             </w:tcBorders>
             <w:tcMar>
-              <w:top w:type="dxa" w:w="60"/>
+              <w:top w:type="dxa" w:w="80"/>
               <w:left w:type="dxa" w:w="120"/>
-              <w:bottom w:type="dxa" w:w="60"/>
+              <w:bottom w:type="dxa" w:w="80"/>
               <w:right w:type="dxa" w:w="120"/>
             </w:tcMar>
           </w:tcPr>
           <w:p>
+            <w:pPr>
+              <w:spacing w:after="80" w:before="80"/>
+            </w:pPr>
+            <w:r>
+              <w:rPr>
+                <w:rFonts w:ascii="Arial" w:cs="Arial" w:eastAsia="Arial" w:hAnsi="Arial"/>
+                <w:b/>
+                <w:bCs/>
+                <w:i w:val="false"/>
+                <w:iCs w:val="false"/>
+                <w:color w:val="000000"/>
+                <w:sz w:val="22"/>
+                <w:szCs w:val="22"/>
+              </w:rPr>
+              <w:t xml:space="preserve">Exit Ticket / Wrap-Up</w:t>
+            </w:r>
             <w:r>
               <w:rPr>
                 <w:rFonts w:ascii="Arial" w:cs="Arial" w:eastAsia="Arial" w:hAnsi="Arial"/>
                 <w:sz w:val="20"/>
                 <w:szCs w:val="20"/>
               </w:rPr>
-              <w:t xml:space="preserve">Exit Ticket / Wrap-Up</w:t>
+              <w:br/>
+              <w:t xml:space="preserve"/>
+            </w:r>
+            <w:r>
+              <w:rPr>
+                <w:rFonts w:ascii="Arial" w:cs="Arial" w:eastAsia="Arial" w:hAnsi="Arial"/>
+                <w:sz w:val="20"/>
+                <w:szCs w:val="20"/>
+              </w:rPr>
+              <w:br/>
+              <w:t xml:space="preserve"/>
+            </w:r>
+            <w:r>
+              <w:rPr>
+                <w:rFonts w:ascii="Arial" w:cs="Arial" w:eastAsia="Arial" w:hAnsi="Arial"/>
+                <w:b w:val="false"/>
+                <w:bCs w:val="false"/>
+                <w:i w:val="false"/>
+                <w:iCs w:val="false"/>
+                <w:color w:val="000000"/>
+                <w:sz w:val="20"/>
+                <w:szCs w:val="20"/>
+              </w:rPr>
+              <w:t xml:space="preserve">Quick Check: Demonstrate mastery of all File I/O and data processing concepts through problem-solving?</w:t>
+            </w:r>
+            <w:r>
+              <w:rPr>
+                <w:rFonts w:ascii="Arial" w:cs="Arial" w:eastAsia="Arial" w:hAnsi="Arial"/>
+                <w:sz w:val="20"/>
+                <w:szCs w:val="20"/>
+              </w:rPr>
+              <w:br/>
+              <w:t xml:space="preserve"/>
+            </w:r>
+            <w:r>
+              <w:rPr>
+                <w:rFonts w:ascii="Arial" w:cs="Arial" w:eastAsia="Arial" w:hAnsi="Arial"/>
+                <w:sz w:val="20"/>
+                <w:szCs w:val="20"/>
+              </w:rPr>
+              <w:br/>
+              <w:t xml:space="preserve"/>
+            </w:r>
+            <w:r>
+              <w:rPr>
+                <w:rFonts w:ascii="Arial" w:cs="Arial" w:eastAsia="Arial" w:hAnsi="Arial"/>
+                <w:b w:val="false"/>
+                <w:bCs w:val="false"/>
+                <w:i/>
+                <w:iCs/>
+                <w:color w:val="555555"/>
+                <w:sz w:val="20"/>
+                <w:szCs w:val="20"/>
+              </w:rPr>
+              <w:t xml:space="preserve">→ 3–2–1: Name 3 things learned, 2 new vocab words, 1 question you still have.</w:t>
             </w:r>
           </w:p>
         </w:tc>
@@ -550,19 +955,6 @@
                 <w:sz w:val="18"/>
                 <w:szCs w:val="18"/>
               </w:rPr>
-              <w:t xml:space="preserve"># Example 1: Complete file operations review</w:t>
-            </w:r>
-          </w:p>
-          <w:p>
-            <w:pPr>
-              <w:spacing w:after="20"/>
-            </w:pPr>
-            <w:r>
-              <w:rPr>
-                <w:rFonts w:ascii="Courier New" w:cs="Courier New" w:eastAsia="Courier New" w:hAnsi="Courier New"/>
-                <w:sz w:val="18"/>
-                <w:szCs w:val="18"/>
-              </w:rPr>
               <w:t xml:space="preserve">import os</w:t>
             </w:r>
           </w:p>
@@ -628,7 +1020,7 @@
                 <w:sz w:val="18"/>
                 <w:szCs w:val="18"/>
               </w:rPr>
-              <w:t xml:space="preserve"># File mode review</w:t>
+              <w:t xml:space="preserve"> </w:t>
             </w:r>
           </w:p>
           <w:p>
@@ -797,7 +1189,7 @@
                 <w:sz w:val="18"/>
                 <w:szCs w:val="18"/>
               </w:rPr>
-              <w:t xml:space="preserve"># Example 2: Exception handling review</w:t>
+              <w:t xml:space="preserve"> </w:t>
             </w:r>
           </w:p>
           <w:p>
@@ -1031,7 +1423,7 @@
                 <w:sz w:val="18"/>
                 <w:szCs w:val="18"/>
               </w:rPr>
-              <w:t xml:space="preserve"># Example 3: CSV operations review</w:t>
+              <w:t xml:space="preserve"> </w:t>
             </w:r>
           </w:p>
           <w:p>
@@ -1291,7 +1683,7 @@
                 <w:sz w:val="18"/>
                 <w:szCs w:val="18"/>
               </w:rPr>
-              <w:t xml:space="preserve"># Example 4: JSON operations review</w:t>
+              <w:t xml:space="preserve"> </w:t>
             </w:r>
           </w:p>
           <w:p>
@@ -1421,7 +1813,7 @@
                 <w:sz w:val="18"/>
                 <w:szCs w:val="18"/>
               </w:rPr>
-              <w:t xml:space="preserve"># Example 5: Data validation review</w:t>
+              <w:t xml:space="preserve"> </w:t>
             </w:r>
           </w:p>
           <w:p>
@@ -1720,7 +2112,7 @@
                 <w:sz w:val="18"/>
                 <w:szCs w:val="18"/>
               </w:rPr>
-              <w:t xml:space="preserve"># Example 6: Data cleaning review</w:t>
+              <w:t xml:space="preserve"> </w:t>
             </w:r>
           </w:p>
           <w:p>
@@ -1954,7 +2346,7 @@
                 <w:sz w:val="18"/>
                 <w:szCs w:val="18"/>
               </w:rPr>
-              <w:t xml:space="preserve"># Example 7: Analysis review</w:t>
+              <w:t xml:space="preserve"> </w:t>
             </w:r>
           </w:p>
           <w:p>
@@ -2175,7 +2567,7 @@
                 <w:sz w:val="18"/>
                 <w:szCs w:val="18"/>
               </w:rPr>
-              <w:t xml:space="preserve"># Example 8: Complete pipeline review</w:t>
+              <w:t xml:space="preserve"> </w:t>
             </w:r>
           </w:p>
           <w:p>
@@ -2539,7 +2931,7 @@
                 <w:sz w:val="18"/>
                 <w:szCs w:val="18"/>
               </w:rPr>
-              <w:t xml:space="preserve"># Example 9: Error recovery review</w:t>
+              <w:t xml:space="preserve"> </w:t>
             </w:r>
           </w:p>
           <w:p>
@@ -2903,7 +3295,7 @@
                 <w:sz w:val="18"/>
                 <w:szCs w:val="18"/>
               </w:rPr>
-              <w:t xml:space="preserve"># Example 10: Reporting review</w:t>
+              <w:t xml:space="preserve"> </w:t>
             </w:r>
           </w:p>
           <w:p>

--- a/Coding 2 - year/Unit 4 - File IO & Data Processing/Daily Lesson Plans/Word/Day 24.docx
+++ b/Coding 2 - year/Unit 4 - File IO & Data Processing/Daily Lesson Plans/Word/Day 24.docx
@@ -380,7 +380,7 @@
                 <w:sz w:val="20"/>
                 <w:szCs w:val="20"/>
               </w:rPr>
-              <w:t xml:space="preserve">    In your own words: Demonstrate mastery of all File I/O and data processing concepts through problem-solving?</w:t>
+              <w:t xml:space="preserve">    What do you think are the most important parts of Review Day — File I/O &amp; Data Processing to demonstrate well? Why?</w:t>
             </w:r>
             <w:r>
               <w:rPr>
@@ -411,7 +411,7 @@
                 <w:sz w:val="20"/>
                 <w:szCs w:val="20"/>
               </w:rPr>
-              <w:t xml:space="preserve">Today's Goal: By the end of class you will be able to demonstrate mastery of all File I/O and data processing concepts through problem-solving.</w:t>
+              <w:t xml:space="preserve">Today’s Goal: By the end of class you will be able to demonstrate mastery of all File I/O and data processing concepts through problem-solving.</w:t>
             </w:r>
             <w:r>
               <w:rPr>
@@ -851,7 +851,7 @@
                 <w:sz w:val="20"/>
                 <w:szCs w:val="20"/>
               </w:rPr>
-              <w:t xml:space="preserve">Quick Check: Demonstrate mastery of all File I/O and data processing concepts through problem-solving?</w:t>
+              <w:t xml:space="preserve">If you had to teach Review Day — File I/O &amp; Data Processing to a classmate, what's the #1 thing you'd make sure they understand?</w:t>
             </w:r>
             <w:r>
               <w:rPr>

--- a/Coding 2 - year/Unit 4 - File IO & Data Processing/Daily Lesson Plans/Word/Day 24.docx
+++ b/Coding 2 - year/Unit 4 - File IO & Data Processing/Daily Lesson Plans/Word/Day 24.docx
@@ -403,6 +403,72 @@
             <w:r>
               <w:rPr>
                 <w:rFonts w:ascii="Arial" w:cs="Arial" w:eastAsia="Arial" w:hAnsi="Arial"/>
+                <w:b/>
+                <w:bCs/>
+                <w:i w:val="false"/>
+                <w:iCs w:val="false"/>
+                <w:color w:val="000000"/>
+                <w:sz w:val="20"/>
+                <w:szCs w:val="20"/>
+              </w:rPr>
+              <w:t xml:space="preserve">Vocabulary Preview — </w:t>
+            </w:r>
+            <w:r>
+              <w:rPr>
+                <w:rFonts w:ascii="Arial" w:cs="Arial" w:eastAsia="Arial" w:hAnsi="Arial"/>
+                <w:b w:val="false"/>
+                <w:bCs w:val="false"/>
+                <w:i w:val="false"/>
+                <w:iCs w:val="false"/>
+                <w:color w:val="000000"/>
+                <w:sz w:val="20"/>
+                <w:szCs w:val="20"/>
+              </w:rPr>
+              <w:t xml:space="preserve">terms we'll use today:</w:t>
+            </w:r>
+            <w:r>
+              <w:rPr>
+                <w:rFonts w:ascii="Arial" w:cs="Arial" w:eastAsia="Arial" w:hAnsi="Arial"/>
+                <w:sz w:val="20"/>
+                <w:szCs w:val="20"/>
+              </w:rPr>
+              <w:br/>
+              <w:t xml:space="preserve"/>
+            </w:r>
+            <w:r>
+              <w:rPr>
+                <w:rFonts w:ascii="Arial" w:cs="Arial" w:eastAsia="Arial" w:hAnsi="Arial"/>
+                <w:b w:val="false"/>
+                <w:bCs w:val="false"/>
+                <w:i w:val="false"/>
+                <w:iCs w:val="false"/>
+                <w:color w:val="000000"/>
+                <w:sz w:val="20"/>
+                <w:szCs w:val="20"/>
+              </w:rPr>
+              <w:t xml:space="preserve">    • File I/O Fundamentals   •   Exception Handling   •   CSV Processing   •   JSON Processing   •   Data Processing   •   Problem 1</w:t>
+            </w:r>
+            <w:r>
+              <w:rPr>
+                <w:rFonts w:ascii="Arial" w:cs="Arial" w:eastAsia="Arial" w:hAnsi="Arial"/>
+                <w:sz w:val="20"/>
+                <w:szCs w:val="20"/>
+              </w:rPr>
+              <w:br/>
+              <w:t xml:space="preserve"/>
+            </w:r>
+            <w:r>
+              <w:rPr>
+                <w:rFonts w:ascii="Arial" w:cs="Arial" w:eastAsia="Arial" w:hAnsi="Arial"/>
+                <w:sz w:val="20"/>
+                <w:szCs w:val="20"/>
+              </w:rPr>
+              <w:br/>
+              <w:t xml:space="preserve"/>
+            </w:r>
+            <w:r>
+              <w:rPr>
+                <w:rFonts w:ascii="Arial" w:cs="Arial" w:eastAsia="Arial" w:hAnsi="Arial"/>
                 <w:b w:val="false"/>
                 <w:bCs w:val="false"/>
                 <w:i/>
@@ -579,6 +645,310 @@
             <w:r>
               <w:rPr>
                 <w:rFonts w:ascii="Arial" w:cs="Arial" w:eastAsia="Arial" w:hAnsi="Arial"/>
+                <w:b w:val="false"/>
+                <w:bCs w:val="false"/>
+                <w:i w:val="false"/>
+                <w:iCs w:val="false"/>
+                <w:color w:val="000000"/>
+                <w:sz w:val="20"/>
+                <w:szCs w:val="20"/>
+              </w:rPr>
+              <w:t xml:space="preserve">Problem 1: Write a function that reads a CSV, validates data, and writes valid records to a new CSV.</w:t>
+            </w:r>
+            <w:r>
+              <w:rPr>
+                <w:rFonts w:ascii="Arial" w:cs="Arial" w:eastAsia="Arial" w:hAnsi="Arial"/>
+                <w:sz w:val="20"/>
+                <w:szCs w:val="20"/>
+              </w:rPr>
+              <w:br/>
+              <w:t xml:space="preserve"/>
+            </w:r>
+            <w:r>
+              <w:rPr>
+                <w:rFonts w:ascii="Arial" w:cs="Arial" w:eastAsia="Arial" w:hAnsi="Arial"/>
+                <w:b w:val="false"/>
+                <w:bCs w:val="false"/>
+                <w:i w:val="false"/>
+                <w:iCs w:val="false"/>
+                <w:color w:val="000000"/>
+                <w:sz w:val="20"/>
+                <w:szCs w:val="20"/>
+              </w:rPr>
+              <w:t xml:space="preserve">Problem 2: Write a function that processes JSON API responses and computes statistics.</w:t>
+            </w:r>
+            <w:r>
+              <w:rPr>
+                <w:rFonts w:ascii="Arial" w:cs="Arial" w:eastAsia="Arial" w:hAnsi="Arial"/>
+                <w:sz w:val="20"/>
+                <w:szCs w:val="20"/>
+              </w:rPr>
+              <w:br/>
+              <w:t xml:space="preserve"/>
+            </w:r>
+            <w:r>
+              <w:rPr>
+                <w:rFonts w:ascii="Arial" w:cs="Arial" w:eastAsia="Arial" w:hAnsi="Arial"/>
+                <w:sz w:val="20"/>
+                <w:szCs w:val="20"/>
+              </w:rPr>
+              <w:br/>
+              <w:t xml:space="preserve"/>
+            </w:r>
+            <w:r>
+              <w:rPr>
+                <w:rFonts w:ascii="Arial" w:cs="Arial" w:eastAsia="Arial" w:hAnsi="Arial"/>
+                <w:b/>
+                <w:bCs/>
+                <w:i w:val="false"/>
+                <w:iCs w:val="false"/>
+                <w:color w:val="000000"/>
+                <w:sz w:val="20"/>
+                <w:szCs w:val="20"/>
+              </w:rPr>
+              <w:t xml:space="preserve">Key Concepts:</w:t>
+            </w:r>
+            <w:r>
+              <w:rPr>
+                <w:rFonts w:ascii="Arial" w:cs="Arial" w:eastAsia="Arial" w:hAnsi="Arial"/>
+                <w:sz w:val="20"/>
+                <w:szCs w:val="20"/>
+              </w:rPr>
+              <w:br/>
+              <w:t xml:space="preserve"/>
+            </w:r>
+            <w:r>
+              <w:rPr>
+                <w:rFonts w:ascii="Arial" w:cs="Arial" w:eastAsia="Arial" w:hAnsi="Arial"/>
+                <w:b w:val="false"/>
+                <w:bCs w:val="false"/>
+                <w:i w:val="false"/>
+                <w:iCs w:val="false"/>
+                <w:color w:val="000000"/>
+                <w:sz w:val="20"/>
+                <w:szCs w:val="20"/>
+              </w:rPr>
+              <w:t xml:space="preserve">    • open() modes (r, w, a)</w:t>
+            </w:r>
+            <w:r>
+              <w:rPr>
+                <w:rFonts w:ascii="Arial" w:cs="Arial" w:eastAsia="Arial" w:hAnsi="Arial"/>
+                <w:sz w:val="20"/>
+                <w:szCs w:val="20"/>
+              </w:rPr>
+              <w:br/>
+              <w:t xml:space="preserve"/>
+            </w:r>
+            <w:r>
+              <w:rPr>
+                <w:rFonts w:ascii="Arial" w:cs="Arial" w:eastAsia="Arial" w:hAnsi="Arial"/>
+                <w:b w:val="false"/>
+                <w:bCs w:val="false"/>
+                <w:i w:val="false"/>
+                <w:iCs w:val="false"/>
+                <w:color w:val="000000"/>
+                <w:sz w:val="20"/>
+                <w:szCs w:val="20"/>
+              </w:rPr>
+              <w:t xml:space="preserve">    • with statement for safe file handling</w:t>
+            </w:r>
+            <w:r>
+              <w:rPr>
+                <w:rFonts w:ascii="Arial" w:cs="Arial" w:eastAsia="Arial" w:hAnsi="Arial"/>
+                <w:sz w:val="20"/>
+                <w:szCs w:val="20"/>
+              </w:rPr>
+              <w:br/>
+              <w:t xml:space="preserve"/>
+            </w:r>
+            <w:r>
+              <w:rPr>
+                <w:rFonts w:ascii="Arial" w:cs="Arial" w:eastAsia="Arial" w:hAnsi="Arial"/>
+                <w:b w:val="false"/>
+                <w:bCs w:val="false"/>
+                <w:i w:val="false"/>
+                <w:iCs w:val="false"/>
+                <w:color w:val="000000"/>
+                <w:sz w:val="20"/>
+                <w:szCs w:val="20"/>
+              </w:rPr>
+              <w:t xml:space="preserve">    • Reading methods (read(), readline(), readlines())</w:t>
+            </w:r>
+            <w:r>
+              <w:rPr>
+                <w:rFonts w:ascii="Arial" w:cs="Arial" w:eastAsia="Arial" w:hAnsi="Arial"/>
+                <w:sz w:val="20"/>
+                <w:szCs w:val="20"/>
+              </w:rPr>
+              <w:br/>
+              <w:t xml:space="preserve"/>
+            </w:r>
+            <w:r>
+              <w:rPr>
+                <w:rFonts w:ascii="Arial" w:cs="Arial" w:eastAsia="Arial" w:hAnsi="Arial"/>
+                <w:b w:val="false"/>
+                <w:bCs w:val="false"/>
+                <w:i w:val="false"/>
+                <w:iCs w:val="false"/>
+                <w:color w:val="000000"/>
+                <w:sz w:val="20"/>
+                <w:szCs w:val="20"/>
+              </w:rPr>
+              <w:t xml:space="preserve">    • Writing methods (write(), writelines())</w:t>
+            </w:r>
+            <w:r>
+              <w:rPr>
+                <w:rFonts w:ascii="Arial" w:cs="Arial" w:eastAsia="Arial" w:hAnsi="Arial"/>
+                <w:sz w:val="20"/>
+                <w:szCs w:val="20"/>
+              </w:rPr>
+              <w:br/>
+              <w:t xml:space="preserve"/>
+            </w:r>
+            <w:r>
+              <w:rPr>
+                <w:rFonts w:ascii="Arial" w:cs="Arial" w:eastAsia="Arial" w:hAnsi="Arial"/>
+                <w:b w:val="false"/>
+                <w:bCs w:val="false"/>
+                <w:i w:val="false"/>
+                <w:iCs w:val="false"/>
+                <w:color w:val="000000"/>
+                <w:sz w:val="20"/>
+                <w:szCs w:val="20"/>
+              </w:rPr>
+              <w:t xml:space="preserve">    • File paths with os.path</w:t>
+            </w:r>
+            <w:r>
+              <w:rPr>
+                <w:rFonts w:ascii="Arial" w:cs="Arial" w:eastAsia="Arial" w:hAnsi="Arial"/>
+                <w:sz w:val="20"/>
+                <w:szCs w:val="20"/>
+              </w:rPr>
+              <w:br/>
+              <w:t xml:space="preserve"/>
+            </w:r>
+            <w:r>
+              <w:rPr>
+                <w:rFonts w:ascii="Arial" w:cs="Arial" w:eastAsia="Arial" w:hAnsi="Arial"/>
+                <w:b w:val="false"/>
+                <w:bCs w:val="false"/>
+                <w:i w:val="false"/>
+                <w:iCs w:val="false"/>
+                <w:color w:val="000000"/>
+                <w:sz w:val="20"/>
+                <w:szCs w:val="20"/>
+              </w:rPr>
+              <w:t xml:space="preserve">    • try/except/else/finally</w:t>
+            </w:r>
+            <w:r>
+              <w:rPr>
+                <w:rFonts w:ascii="Arial" w:cs="Arial" w:eastAsia="Arial" w:hAnsi="Arial"/>
+                <w:sz w:val="20"/>
+                <w:szCs w:val="20"/>
+              </w:rPr>
+              <w:br/>
+              <w:t xml:space="preserve"/>
+            </w:r>
+            <w:r>
+              <w:rPr>
+                <w:rFonts w:ascii="Arial" w:cs="Arial" w:eastAsia="Arial" w:hAnsi="Arial"/>
+                <w:b w:val="false"/>
+                <w:bCs w:val="false"/>
+                <w:i w:val="false"/>
+                <w:iCs w:val="false"/>
+                <w:color w:val="000000"/>
+                <w:sz w:val="20"/>
+                <w:szCs w:val="20"/>
+              </w:rPr>
+              <w:t xml:space="preserve">    • Specific exception types</w:t>
+            </w:r>
+            <w:r>
+              <w:rPr>
+                <w:rFonts w:ascii="Arial" w:cs="Arial" w:eastAsia="Arial" w:hAnsi="Arial"/>
+                <w:sz w:val="20"/>
+                <w:szCs w:val="20"/>
+              </w:rPr>
+              <w:br/>
+              <w:t xml:space="preserve"/>
+            </w:r>
+            <w:r>
+              <w:rPr>
+                <w:rFonts w:ascii="Arial" w:cs="Arial" w:eastAsia="Arial" w:hAnsi="Arial"/>
+                <w:b w:val="false"/>
+                <w:bCs w:val="false"/>
+                <w:i w:val="false"/>
+                <w:iCs w:val="false"/>
+                <w:color w:val="000000"/>
+                <w:sz w:val="20"/>
+                <w:szCs w:val="20"/>
+              </w:rPr>
+              <w:t xml:space="preserve">    • Raising exceptions</w:t>
+            </w:r>
+            <w:r>
+              <w:rPr>
+                <w:rFonts w:ascii="Arial" w:cs="Arial" w:eastAsia="Arial" w:hAnsi="Arial"/>
+                <w:sz w:val="20"/>
+                <w:szCs w:val="20"/>
+              </w:rPr>
+              <w:br/>
+              <w:t xml:space="preserve"/>
+            </w:r>
+            <w:r>
+              <w:rPr>
+                <w:rFonts w:ascii="Arial" w:cs="Arial" w:eastAsia="Arial" w:hAnsi="Arial"/>
+                <w:sz w:val="20"/>
+                <w:szCs w:val="20"/>
+              </w:rPr>
+              <w:br/>
+              <w:t xml:space="preserve"/>
+            </w:r>
+            <w:r>
+              <w:rPr>
+                <w:rFonts w:ascii="Arial" w:cs="Arial" w:eastAsia="Arial" w:hAnsi="Arial"/>
+                <w:b/>
+                <w:bCs/>
+                <w:i w:val="false"/>
+                <w:iCs w:val="false"/>
+                <w:color w:val="000000"/>
+                <w:sz w:val="20"/>
+                <w:szCs w:val="20"/>
+              </w:rPr>
+              <w:t xml:space="preserve">Vocabulary: </w:t>
+            </w:r>
+            <w:r>
+              <w:rPr>
+                <w:rFonts w:ascii="Arial" w:cs="Arial" w:eastAsia="Arial" w:hAnsi="Arial"/>
+                <w:b w:val="false"/>
+                <w:bCs w:val="false"/>
+                <w:i w:val="false"/>
+                <w:iCs w:val="false"/>
+                <w:color w:val="000000"/>
+                <w:sz w:val="20"/>
+                <w:szCs w:val="20"/>
+              </w:rPr>
+              <w:t xml:space="preserve">File I/O Fundamentals, Exception Handling, CSV Processing, JSON Processing, Data Processing, Problem 1</w:t>
+            </w:r>
+            <w:r>
+              <w:rPr>
+                <w:rFonts w:ascii="Arial" w:cs="Arial" w:eastAsia="Arial" w:hAnsi="Arial"/>
+                <w:sz w:val="20"/>
+                <w:szCs w:val="20"/>
+              </w:rPr>
+              <w:br/>
+              <w:t xml:space="preserve"/>
+            </w:r>
+            <w:r>
+              <w:rPr>
+                <w:rFonts w:ascii="Arial" w:cs="Arial" w:eastAsia="Arial" w:hAnsi="Arial"/>
+                <w:sz w:val="20"/>
+                <w:szCs w:val="20"/>
+              </w:rPr>
+              <w:br/>
+              <w:t xml:space="preserve"/>
+            </w:r>
+            <w:r>
+              <w:rPr>
+                <w:rFonts w:ascii="Arial" w:cs="Arial" w:eastAsia="Arial" w:hAnsi="Arial"/>
                 <w:b/>
                 <w:bCs/>
                 <w:i/>
@@ -723,7 +1093,29 @@
                 <w:sz w:val="20"/>
                 <w:szCs w:val="20"/>
               </w:rPr>
-              <w:t xml:space="preserve">    Work through problems from the day's exercise set.</w:t>
+              <w:t xml:space="preserve">    Students complete review exercises and self-assessment.</w:t>
+            </w:r>
+            <w:r>
+              <w:rPr>
+                <w:rFonts w:ascii="Arial" w:cs="Arial" w:eastAsia="Arial" w:hAnsi="Arial"/>
+                <w:sz w:val="20"/>
+                <w:szCs w:val="20"/>
+              </w:rPr>
+              <w:br/>
+              <w:t xml:space="preserve"/>
+            </w:r>
+            <w:r>
+              <w:rPr>
+                <w:rFonts w:ascii="Arial" w:cs="Arial" w:eastAsia="Arial" w:hAnsi="Arial"/>
+                <w:b w:val="false"/>
+                <w:bCs w:val="false"/>
+                <w:i w:val="false"/>
+                <w:iCs w:val="false"/>
+                <w:color w:val="000000"/>
+                <w:sz w:val="20"/>
+                <w:szCs w:val="20"/>
+              </w:rPr>
+              <w:t xml:space="preserve">    Address any gaps identified during the review.</w:t>
             </w:r>
             <w:r>
               <w:rPr>
@@ -891,6 +1283,763 @@
     <w:p>
       <w:pPr>
         <w:spacing w:after="200"/>
+      </w:pPr>
+    </w:p>
+    <w:p>
+      <w:pPr>
+        <w:pBdr>
+          <w:bottom w:val="single" w:color="1B7A4A" w:sz="4" w:space="4"/>
+        </w:pBdr>
+        <w:spacing w:after="100" w:before="120"/>
+      </w:pPr>
+      <w:r>
+        <w:rPr>
+          <w:rFonts w:ascii="Arial" w:cs="Arial" w:eastAsia="Arial" w:hAnsi="Arial"/>
+          <w:b/>
+          <w:bCs/>
+          <w:color w:val="1B7A4A"/>
+          <w:sz w:val="24"/>
+          <w:szCs w:val="24"/>
+        </w:rPr>
+        <w:t xml:space="preserve">Key Concepts</w:t>
+      </w:r>
+    </w:p>
+    <w:p>
+      <w:pPr>
+        <w:spacing w:after="60"/>
+      </w:pPr>
+      <w:r>
+        <w:rPr>
+          <w:rFonts w:ascii="Arial" w:cs="Arial" w:eastAsia="Arial" w:hAnsi="Arial"/>
+          <w:sz w:val="20"/>
+          <w:szCs w:val="20"/>
+        </w:rPr>
+        <w:t xml:space="preserve">File I/O Fundamentals:</w:t>
+      </w:r>
+    </w:p>
+    <w:p>
+      <w:pPr>
+        <w:spacing w:after="60"/>
+        <w:ind w:left="360"/>
+      </w:pPr>
+      <w:r>
+        <w:rPr>
+          <w:rFonts w:ascii="Arial" w:cs="Arial" w:eastAsia="Arial" w:hAnsi="Arial"/>
+          <w:sz w:val="20"/>
+          <w:szCs w:val="20"/>
+        </w:rPr>
+        <w:t xml:space="preserve">• </w:t>
+      </w:r>
+      <w:r>
+        <w:rPr>
+          <w:rFonts w:ascii="Arial" w:cs="Arial" w:eastAsia="Arial" w:hAnsi="Arial"/>
+          <w:sz w:val="20"/>
+          <w:szCs w:val="20"/>
+        </w:rPr>
+        <w:t xml:space="preserve">open() modes (r, w, a)</w:t>
+      </w:r>
+    </w:p>
+    <w:p>
+      <w:pPr>
+        <w:spacing w:after="60"/>
+        <w:ind w:left="360"/>
+      </w:pPr>
+      <w:r>
+        <w:rPr>
+          <w:rFonts w:ascii="Arial" w:cs="Arial" w:eastAsia="Arial" w:hAnsi="Arial"/>
+          <w:sz w:val="20"/>
+          <w:szCs w:val="20"/>
+        </w:rPr>
+        <w:t xml:space="preserve">• </w:t>
+      </w:r>
+      <w:r>
+        <w:rPr>
+          <w:rFonts w:ascii="Arial" w:cs="Arial" w:eastAsia="Arial" w:hAnsi="Arial"/>
+          <w:sz w:val="20"/>
+          <w:szCs w:val="20"/>
+        </w:rPr>
+        <w:t xml:space="preserve">with statement for safe file handling</w:t>
+      </w:r>
+    </w:p>
+    <w:p>
+      <w:pPr>
+        <w:spacing w:after="60"/>
+        <w:ind w:left="360"/>
+      </w:pPr>
+      <w:r>
+        <w:rPr>
+          <w:rFonts w:ascii="Arial" w:cs="Arial" w:eastAsia="Arial" w:hAnsi="Arial"/>
+          <w:sz w:val="20"/>
+          <w:szCs w:val="20"/>
+        </w:rPr>
+        <w:t xml:space="preserve">• </w:t>
+      </w:r>
+      <w:r>
+        <w:rPr>
+          <w:rFonts w:ascii="Arial" w:cs="Arial" w:eastAsia="Arial" w:hAnsi="Arial"/>
+          <w:sz w:val="20"/>
+          <w:szCs w:val="20"/>
+        </w:rPr>
+        <w:t xml:space="preserve">Reading methods (read(), readline(), readlines())</w:t>
+      </w:r>
+    </w:p>
+    <w:p>
+      <w:pPr>
+        <w:spacing w:after="60"/>
+        <w:ind w:left="360"/>
+      </w:pPr>
+      <w:r>
+        <w:rPr>
+          <w:rFonts w:ascii="Arial" w:cs="Arial" w:eastAsia="Arial" w:hAnsi="Arial"/>
+          <w:sz w:val="20"/>
+          <w:szCs w:val="20"/>
+        </w:rPr>
+        <w:t xml:space="preserve">• </w:t>
+      </w:r>
+      <w:r>
+        <w:rPr>
+          <w:rFonts w:ascii="Arial" w:cs="Arial" w:eastAsia="Arial" w:hAnsi="Arial"/>
+          <w:sz w:val="20"/>
+          <w:szCs w:val="20"/>
+        </w:rPr>
+        <w:t xml:space="preserve">Writing methods (write(), writelines())</w:t>
+      </w:r>
+    </w:p>
+    <w:p>
+      <w:pPr>
+        <w:spacing w:after="60"/>
+        <w:ind w:left="360"/>
+      </w:pPr>
+      <w:r>
+        <w:rPr>
+          <w:rFonts w:ascii="Arial" w:cs="Arial" w:eastAsia="Arial" w:hAnsi="Arial"/>
+          <w:sz w:val="20"/>
+          <w:szCs w:val="20"/>
+        </w:rPr>
+        <w:t xml:space="preserve">• </w:t>
+      </w:r>
+      <w:r>
+        <w:rPr>
+          <w:rFonts w:ascii="Arial" w:cs="Arial" w:eastAsia="Arial" w:hAnsi="Arial"/>
+          <w:sz w:val="20"/>
+          <w:szCs w:val="20"/>
+        </w:rPr>
+        <w:t xml:space="preserve">File paths with os.path</w:t>
+      </w:r>
+    </w:p>
+    <w:p>
+      <w:pPr>
+        <w:spacing w:after="60"/>
+      </w:pPr>
+      <w:r>
+        <w:rPr>
+          <w:rFonts w:ascii="Arial" w:cs="Arial" w:eastAsia="Arial" w:hAnsi="Arial"/>
+          <w:sz w:val="20"/>
+          <w:szCs w:val="20"/>
+        </w:rPr>
+        <w:t xml:space="preserve">Exception Handling:</w:t>
+      </w:r>
+    </w:p>
+    <w:p>
+      <w:pPr>
+        <w:spacing w:after="60"/>
+        <w:ind w:left="360"/>
+      </w:pPr>
+      <w:r>
+        <w:rPr>
+          <w:rFonts w:ascii="Arial" w:cs="Arial" w:eastAsia="Arial" w:hAnsi="Arial"/>
+          <w:sz w:val="20"/>
+          <w:szCs w:val="20"/>
+        </w:rPr>
+        <w:t xml:space="preserve">• </w:t>
+      </w:r>
+      <w:r>
+        <w:rPr>
+          <w:rFonts w:ascii="Arial" w:cs="Arial" w:eastAsia="Arial" w:hAnsi="Arial"/>
+          <w:sz w:val="20"/>
+          <w:szCs w:val="20"/>
+        </w:rPr>
+        <w:t xml:space="preserve">try/except/else/finally</w:t>
+      </w:r>
+    </w:p>
+    <w:p>
+      <w:pPr>
+        <w:spacing w:after="60"/>
+        <w:ind w:left="360"/>
+      </w:pPr>
+      <w:r>
+        <w:rPr>
+          <w:rFonts w:ascii="Arial" w:cs="Arial" w:eastAsia="Arial" w:hAnsi="Arial"/>
+          <w:sz w:val="20"/>
+          <w:szCs w:val="20"/>
+        </w:rPr>
+        <w:t xml:space="preserve">• </w:t>
+      </w:r>
+      <w:r>
+        <w:rPr>
+          <w:rFonts w:ascii="Arial" w:cs="Arial" w:eastAsia="Arial" w:hAnsi="Arial"/>
+          <w:sz w:val="20"/>
+          <w:szCs w:val="20"/>
+        </w:rPr>
+        <w:t xml:space="preserve">Specific exception types</w:t>
+      </w:r>
+    </w:p>
+    <w:p>
+      <w:pPr>
+        <w:spacing w:after="60"/>
+        <w:ind w:left="360"/>
+      </w:pPr>
+      <w:r>
+        <w:rPr>
+          <w:rFonts w:ascii="Arial" w:cs="Arial" w:eastAsia="Arial" w:hAnsi="Arial"/>
+          <w:sz w:val="20"/>
+          <w:szCs w:val="20"/>
+        </w:rPr>
+        <w:t xml:space="preserve">• </w:t>
+      </w:r>
+      <w:r>
+        <w:rPr>
+          <w:rFonts w:ascii="Arial" w:cs="Arial" w:eastAsia="Arial" w:hAnsi="Arial"/>
+          <w:sz w:val="20"/>
+          <w:szCs w:val="20"/>
+        </w:rPr>
+        <w:t xml:space="preserve">Raising exceptions</w:t>
+      </w:r>
+    </w:p>
+    <w:p>
+      <w:pPr>
+        <w:spacing w:after="60"/>
+        <w:ind w:left="360"/>
+      </w:pPr>
+      <w:r>
+        <w:rPr>
+          <w:rFonts w:ascii="Arial" w:cs="Arial" w:eastAsia="Arial" w:hAnsi="Arial"/>
+          <w:sz w:val="20"/>
+          <w:szCs w:val="20"/>
+        </w:rPr>
+        <w:t xml:space="preserve">• </w:t>
+      </w:r>
+      <w:r>
+        <w:rPr>
+          <w:rFonts w:ascii="Arial" w:cs="Arial" w:eastAsia="Arial" w:hAnsi="Arial"/>
+          <w:sz w:val="20"/>
+          <w:szCs w:val="20"/>
+        </w:rPr>
+        <w:t xml:space="preserve">Custom exceptions</w:t>
+      </w:r>
+    </w:p>
+    <w:p>
+      <w:pPr>
+        <w:spacing w:after="60"/>
+      </w:pPr>
+      <w:r>
+        <w:rPr>
+          <w:rFonts w:ascii="Arial" w:cs="Arial" w:eastAsia="Arial" w:hAnsi="Arial"/>
+          <w:sz w:val="20"/>
+          <w:szCs w:val="20"/>
+        </w:rPr>
+        <w:t xml:space="preserve">CSV Processing:</w:t>
+      </w:r>
+    </w:p>
+    <w:p>
+      <w:pPr>
+        <w:spacing w:after="60"/>
+        <w:ind w:left="360"/>
+      </w:pPr>
+      <w:r>
+        <w:rPr>
+          <w:rFonts w:ascii="Arial" w:cs="Arial" w:eastAsia="Arial" w:hAnsi="Arial"/>
+          <w:sz w:val="20"/>
+          <w:szCs w:val="20"/>
+        </w:rPr>
+        <w:t xml:space="preserve">• </w:t>
+      </w:r>
+      <w:r>
+        <w:rPr>
+          <w:rFonts w:ascii="Arial" w:cs="Arial" w:eastAsia="Arial" w:hAnsi="Arial"/>
+          <w:sz w:val="20"/>
+          <w:szCs w:val="20"/>
+        </w:rPr>
+        <w:t xml:space="preserve">csv.reader and csv.writer</w:t>
+      </w:r>
+    </w:p>
+    <w:p>
+      <w:pPr>
+        <w:spacing w:after="60"/>
+        <w:ind w:left="360"/>
+      </w:pPr>
+      <w:r>
+        <w:rPr>
+          <w:rFonts w:ascii="Arial" w:cs="Arial" w:eastAsia="Arial" w:hAnsi="Arial"/>
+          <w:sz w:val="20"/>
+          <w:szCs w:val="20"/>
+        </w:rPr>
+        <w:t xml:space="preserve">• </w:t>
+      </w:r>
+      <w:r>
+        <w:rPr>
+          <w:rFonts w:ascii="Arial" w:cs="Arial" w:eastAsia="Arial" w:hAnsi="Arial"/>
+          <w:sz w:val="20"/>
+          <w:szCs w:val="20"/>
+        </w:rPr>
+        <w:t xml:space="preserve">csv.DictReader and csv.DictWriter</w:t>
+      </w:r>
+    </w:p>
+    <w:p>
+      <w:pPr>
+        <w:spacing w:after="60"/>
+        <w:ind w:left="360"/>
+      </w:pPr>
+      <w:r>
+        <w:rPr>
+          <w:rFonts w:ascii="Arial" w:cs="Arial" w:eastAsia="Arial" w:hAnsi="Arial"/>
+          <w:sz w:val="20"/>
+          <w:szCs w:val="20"/>
+        </w:rPr>
+        <w:t xml:space="preserve">• </w:t>
+      </w:r>
+      <w:r>
+        <w:rPr>
+          <w:rFonts w:ascii="Arial" w:cs="Arial" w:eastAsia="Arial" w:hAnsi="Arial"/>
+          <w:sz w:val="20"/>
+          <w:szCs w:val="20"/>
+        </w:rPr>
+        <w:t xml:space="preserve">Handling different delimiters</w:t>
+      </w:r>
+    </w:p>
+    <w:p>
+      <w:pPr>
+        <w:spacing w:after="60"/>
+        <w:ind w:left="360"/>
+      </w:pPr>
+      <w:r>
+        <w:rPr>
+          <w:rFonts w:ascii="Arial" w:cs="Arial" w:eastAsia="Arial" w:hAnsi="Arial"/>
+          <w:sz w:val="20"/>
+          <w:szCs w:val="20"/>
+        </w:rPr>
+        <w:t xml:space="preserve">• </w:t>
+      </w:r>
+      <w:r>
+        <w:rPr>
+          <w:rFonts w:ascii="Arial" w:cs="Arial" w:eastAsia="Arial" w:hAnsi="Arial"/>
+          <w:sz w:val="20"/>
+          <w:szCs w:val="20"/>
+        </w:rPr>
+        <w:t xml:space="preserve">Processing tabular data</w:t>
+      </w:r>
+    </w:p>
+    <w:p>
+      <w:pPr>
+        <w:spacing w:after="60"/>
+      </w:pPr>
+      <w:r>
+        <w:rPr>
+          <w:rFonts w:ascii="Arial" w:cs="Arial" w:eastAsia="Arial" w:hAnsi="Arial"/>
+          <w:sz w:val="20"/>
+          <w:szCs w:val="20"/>
+        </w:rPr>
+        <w:t xml:space="preserve">JSON Processing:</w:t>
+      </w:r>
+    </w:p>
+    <w:p>
+      <w:pPr>
+        <w:spacing w:after="60"/>
+        <w:ind w:left="360"/>
+      </w:pPr>
+      <w:r>
+        <w:rPr>
+          <w:rFonts w:ascii="Arial" w:cs="Arial" w:eastAsia="Arial" w:hAnsi="Arial"/>
+          <w:sz w:val="20"/>
+          <w:szCs w:val="20"/>
+        </w:rPr>
+        <w:t xml:space="preserve">• </w:t>
+      </w:r>
+      <w:r>
+        <w:rPr>
+          <w:rFonts w:ascii="Arial" w:cs="Arial" w:eastAsia="Arial" w:hAnsi="Arial"/>
+          <w:sz w:val="20"/>
+          <w:szCs w:val="20"/>
+        </w:rPr>
+        <w:t xml:space="preserve">json.loads() and json.dumps()</w:t>
+      </w:r>
+    </w:p>
+    <w:p>
+      <w:pPr>
+        <w:spacing w:after="60"/>
+        <w:ind w:left="360"/>
+      </w:pPr>
+      <w:r>
+        <w:rPr>
+          <w:rFonts w:ascii="Arial" w:cs="Arial" w:eastAsia="Arial" w:hAnsi="Arial"/>
+          <w:sz w:val="20"/>
+          <w:szCs w:val="20"/>
+        </w:rPr>
+        <w:t xml:space="preserve">• </w:t>
+      </w:r>
+      <w:r>
+        <w:rPr>
+          <w:rFonts w:ascii="Arial" w:cs="Arial" w:eastAsia="Arial" w:hAnsi="Arial"/>
+          <w:sz w:val="20"/>
+          <w:szCs w:val="20"/>
+        </w:rPr>
+        <w:t xml:space="preserve">json.load() and json.dump()</w:t>
+      </w:r>
+    </w:p>
+    <w:p>
+      <w:pPr>
+        <w:spacing w:after="60"/>
+        <w:ind w:left="360"/>
+      </w:pPr>
+      <w:r>
+        <w:rPr>
+          <w:rFonts w:ascii="Arial" w:cs="Arial" w:eastAsia="Arial" w:hAnsi="Arial"/>
+          <w:sz w:val="20"/>
+          <w:szCs w:val="20"/>
+        </w:rPr>
+        <w:t xml:space="preserve">• </w:t>
+      </w:r>
+      <w:r>
+        <w:rPr>
+          <w:rFonts w:ascii="Arial" w:cs="Arial" w:eastAsia="Arial" w:hAnsi="Arial"/>
+          <w:sz w:val="20"/>
+          <w:szCs w:val="20"/>
+        </w:rPr>
+        <w:t xml:space="preserve">Nested JSON structures</w:t>
+      </w:r>
+    </w:p>
+    <w:p>
+      <w:pPr>
+        <w:spacing w:after="60"/>
+        <w:ind w:left="360"/>
+      </w:pPr>
+      <w:r>
+        <w:rPr>
+          <w:rFonts w:ascii="Arial" w:cs="Arial" w:eastAsia="Arial" w:hAnsi="Arial"/>
+          <w:sz w:val="20"/>
+          <w:szCs w:val="20"/>
+        </w:rPr>
+        <w:t xml:space="preserve">• </w:t>
+      </w:r>
+      <w:r>
+        <w:rPr>
+          <w:rFonts w:ascii="Arial" w:cs="Arial" w:eastAsia="Arial" w:hAnsi="Arial"/>
+          <w:sz w:val="20"/>
+          <w:szCs w:val="20"/>
+        </w:rPr>
+        <w:t xml:space="preserve">API-like responses</w:t>
+      </w:r>
+    </w:p>
+    <w:p>
+      <w:pPr>
+        <w:spacing w:after="60"/>
+      </w:pPr>
+      <w:r>
+        <w:rPr>
+          <w:rFonts w:ascii="Arial" w:cs="Arial" w:eastAsia="Arial" w:hAnsi="Arial"/>
+          <w:sz w:val="20"/>
+          <w:szCs w:val="20"/>
+        </w:rPr>
+        <w:t xml:space="preserve">Data Processing:</w:t>
+      </w:r>
+    </w:p>
+    <w:p>
+      <w:pPr>
+        <w:spacing w:after="60"/>
+        <w:ind w:left="360"/>
+      </w:pPr>
+      <w:r>
+        <w:rPr>
+          <w:rFonts w:ascii="Arial" w:cs="Arial" w:eastAsia="Arial" w:hAnsi="Arial"/>
+          <w:sz w:val="20"/>
+          <w:szCs w:val="20"/>
+        </w:rPr>
+        <w:t xml:space="preserve">• </w:t>
+      </w:r>
+      <w:r>
+        <w:rPr>
+          <w:rFonts w:ascii="Arial" w:cs="Arial" w:eastAsia="Arial" w:hAnsi="Arial"/>
+          <w:sz w:val="20"/>
+          <w:szCs w:val="20"/>
+        </w:rPr>
+        <w:t xml:space="preserve">Validation</w:t>
+      </w:r>
+    </w:p>
+    <w:p>
+      <w:pPr>
+        <w:spacing w:after="60"/>
+        <w:ind w:left="360"/>
+      </w:pPr>
+      <w:r>
+        <w:rPr>
+          <w:rFonts w:ascii="Arial" w:cs="Arial" w:eastAsia="Arial" w:hAnsi="Arial"/>
+          <w:sz w:val="20"/>
+          <w:szCs w:val="20"/>
+        </w:rPr>
+        <w:t xml:space="preserve">• </w:t>
+      </w:r>
+      <w:r>
+        <w:rPr>
+          <w:rFonts w:ascii="Arial" w:cs="Arial" w:eastAsia="Arial" w:hAnsi="Arial"/>
+          <w:sz w:val="20"/>
+          <w:szCs w:val="20"/>
+        </w:rPr>
+        <w:t xml:space="preserve">Cleaning</w:t>
+      </w:r>
+    </w:p>
+    <w:p>
+      <w:pPr>
+        <w:spacing w:after="60"/>
+        <w:ind w:left="360"/>
+      </w:pPr>
+      <w:r>
+        <w:rPr>
+          <w:rFonts w:ascii="Arial" w:cs="Arial" w:eastAsia="Arial" w:hAnsi="Arial"/>
+          <w:sz w:val="20"/>
+          <w:szCs w:val="20"/>
+        </w:rPr>
+        <w:t xml:space="preserve">• </w:t>
+      </w:r>
+      <w:r>
+        <w:rPr>
+          <w:rFonts w:ascii="Arial" w:cs="Arial" w:eastAsia="Arial" w:hAnsi="Arial"/>
+          <w:sz w:val="20"/>
+          <w:szCs w:val="20"/>
+        </w:rPr>
+        <w:t xml:space="preserve">Analysis</w:t>
+      </w:r>
+    </w:p>
+    <w:p>
+      <w:pPr>
+        <w:spacing w:after="60"/>
+        <w:ind w:left="360"/>
+      </w:pPr>
+      <w:r>
+        <w:rPr>
+          <w:rFonts w:ascii="Arial" w:cs="Arial" w:eastAsia="Arial" w:hAnsi="Arial"/>
+          <w:sz w:val="20"/>
+          <w:szCs w:val="20"/>
+        </w:rPr>
+        <w:t xml:space="preserve">• </w:t>
+      </w:r>
+      <w:r>
+        <w:rPr>
+          <w:rFonts w:ascii="Arial" w:cs="Arial" w:eastAsia="Arial" w:hAnsi="Arial"/>
+          <w:sz w:val="20"/>
+          <w:szCs w:val="20"/>
+        </w:rPr>
+        <w:t xml:space="preserve">Statistics</w:t>
+      </w:r>
+    </w:p>
+    <w:p>
+      <w:pPr>
+        <w:spacing w:after="60"/>
+      </w:pPr>
+      <w:r>
+        <w:rPr>
+          <w:rFonts w:ascii="Arial" w:cs="Arial" w:eastAsia="Arial" w:hAnsi="Arial"/>
+          <w:sz w:val="20"/>
+          <w:szCs w:val="20"/>
+        </w:rPr>
+        <w:t xml:space="preserve">Students should be able to:</w:t>
+      </w:r>
+    </w:p>
+    <w:p>
+      <w:pPr>
+        <w:spacing w:after="60"/>
+        <w:ind w:left="360"/>
+      </w:pPr>
+      <w:r>
+        <w:rPr>
+          <w:rFonts w:ascii="Arial" w:cs="Arial" w:eastAsia="Arial" w:hAnsi="Arial"/>
+          <w:sz w:val="20"/>
+          <w:szCs w:val="20"/>
+        </w:rPr>
+        <w:t xml:space="preserve">• </w:t>
+      </w:r>
+      <w:r>
+        <w:rPr>
+          <w:rFonts w:ascii="Arial" w:cs="Arial" w:eastAsia="Arial" w:hAnsi="Arial"/>
+          <w:sz w:val="20"/>
+          <w:szCs w:val="20"/>
+        </w:rPr>
+        <w:t xml:space="preserve">Create and use with statements</w:t>
+      </w:r>
+    </w:p>
+    <w:p>
+      <w:pPr>
+        <w:spacing w:after="60"/>
+        <w:ind w:left="360"/>
+      </w:pPr>
+      <w:r>
+        <w:rPr>
+          <w:rFonts w:ascii="Arial" w:cs="Arial" w:eastAsia="Arial" w:hAnsi="Arial"/>
+          <w:sz w:val="20"/>
+          <w:szCs w:val="20"/>
+        </w:rPr>
+        <w:t xml:space="preserve">• </w:t>
+      </w:r>
+      <w:r>
+        <w:rPr>
+          <w:rFonts w:ascii="Arial" w:cs="Arial" w:eastAsia="Arial" w:hAnsi="Arial"/>
+          <w:sz w:val="20"/>
+          <w:szCs w:val="20"/>
+        </w:rPr>
+        <w:t xml:space="preserve">Handle multiple exception types</w:t>
+      </w:r>
+    </w:p>
+    <w:p>
+      <w:pPr>
+        <w:spacing w:after="60"/>
+        <w:ind w:left="360"/>
+      </w:pPr>
+      <w:r>
+        <w:rPr>
+          <w:rFonts w:ascii="Arial" w:cs="Arial" w:eastAsia="Arial" w:hAnsi="Arial"/>
+          <w:sz w:val="20"/>
+          <w:szCs w:val="20"/>
+        </w:rPr>
+        <w:t xml:space="preserve">• </w:t>
+      </w:r>
+      <w:r>
+        <w:rPr>
+          <w:rFonts w:ascii="Arial" w:cs="Arial" w:eastAsia="Arial" w:hAnsi="Arial"/>
+          <w:sz w:val="20"/>
+          <w:szCs w:val="20"/>
+        </w:rPr>
+        <w:t xml:space="preserve">Read/write CSV files with reader/writer and DictReader/DictWriter</w:t>
+      </w:r>
+    </w:p>
+    <w:p>
+      <w:pPr>
+        <w:spacing w:after="60"/>
+        <w:ind w:left="360"/>
+      </w:pPr>
+      <w:r>
+        <w:rPr>
+          <w:rFonts w:ascii="Arial" w:cs="Arial" w:eastAsia="Arial" w:hAnsi="Arial"/>
+          <w:sz w:val="20"/>
+          <w:szCs w:val="20"/>
+        </w:rPr>
+        <w:t xml:space="preserve">• </w:t>
+      </w:r>
+      <w:r>
+        <w:rPr>
+          <w:rFonts w:ascii="Arial" w:cs="Arial" w:eastAsia="Arial" w:hAnsi="Arial"/>
+          <w:sz w:val="20"/>
+          <w:szCs w:val="20"/>
+        </w:rPr>
+        <w:t xml:space="preserve">Parse and generate JSON</w:t>
+      </w:r>
+    </w:p>
+    <w:p>
+      <w:pPr>
+        <w:spacing w:after="60"/>
+        <w:ind w:left="360"/>
+      </w:pPr>
+      <w:r>
+        <w:rPr>
+          <w:rFonts w:ascii="Arial" w:cs="Arial" w:eastAsia="Arial" w:hAnsi="Arial"/>
+          <w:sz w:val="20"/>
+          <w:szCs w:val="20"/>
+        </w:rPr>
+        <w:t xml:space="preserve">• </w:t>
+      </w:r>
+      <w:r>
+        <w:rPr>
+          <w:rFonts w:ascii="Arial" w:cs="Arial" w:eastAsia="Arial" w:hAnsi="Arial"/>
+          <w:sz w:val="20"/>
+          <w:szCs w:val="20"/>
+        </w:rPr>
+        <w:t xml:space="preserve">Validate and clean data</w:t>
+      </w:r>
+    </w:p>
+    <w:p>
+      <w:pPr>
+        <w:spacing w:after="60"/>
+        <w:ind w:left="360"/>
+      </w:pPr>
+      <w:r>
+        <w:rPr>
+          <w:rFonts w:ascii="Arial" w:cs="Arial" w:eastAsia="Arial" w:hAnsi="Arial"/>
+          <w:sz w:val="20"/>
+          <w:szCs w:val="20"/>
+        </w:rPr>
+        <w:t xml:space="preserve">• </w:t>
+      </w:r>
+      <w:r>
+        <w:rPr>
+          <w:rFonts w:ascii="Arial" w:cs="Arial" w:eastAsia="Arial" w:hAnsi="Arial"/>
+          <w:sz w:val="20"/>
+          <w:szCs w:val="20"/>
+        </w:rPr>
+        <w:t xml:space="preserve">Compute statistics</w:t>
+      </w:r>
+    </w:p>
+    <w:p>
+      <w:pPr>
+        <w:spacing w:after="60"/>
+        <w:ind w:left="360"/>
+      </w:pPr>
+      <w:r>
+        <w:rPr>
+          <w:rFonts w:ascii="Arial" w:cs="Arial" w:eastAsia="Arial" w:hAnsi="Arial"/>
+          <w:sz w:val="20"/>
+          <w:szCs w:val="20"/>
+        </w:rPr>
+        <w:t xml:space="preserve">• </w:t>
+      </w:r>
+      <w:r>
+        <w:rPr>
+          <w:rFonts w:ascii="Arial" w:cs="Arial" w:eastAsia="Arial" w:hAnsi="Arial"/>
+          <w:sz w:val="20"/>
+          <w:szCs w:val="20"/>
+        </w:rPr>
+        <w:t xml:space="preserve">Handle errors gracefully</w:t>
+      </w:r>
+    </w:p>
+    <w:p>
+      <w:pPr>
+        <w:spacing w:after="60"/>
+      </w:pPr>
+      <w:r>
+        <w:rPr>
+          <w:rFonts w:ascii="Arial" w:cs="Arial" w:eastAsia="Arial" w:hAnsi="Arial"/>
+          <w:sz w:val="20"/>
+          <w:szCs w:val="20"/>
+        </w:rPr>
+        <w:t xml:space="preserve">Problem 1: Write a function that reads a CSV, validates data, and writes valid records to a new CSV.</w:t>
+      </w:r>
+    </w:p>
+    <w:p>
+      <w:pPr>
+        <w:spacing w:after="60"/>
+      </w:pPr>
+      <w:r>
+        <w:rPr>
+          <w:rFonts w:ascii="Arial" w:cs="Arial" w:eastAsia="Arial" w:hAnsi="Arial"/>
+          <w:sz w:val="20"/>
+          <w:szCs w:val="20"/>
+        </w:rPr>
+        <w:t xml:space="preserve">Problem 2: Write a function that processes JSON API responses and computes statistics.</w:t>
+      </w:r>
+    </w:p>
+    <w:p>
+      <w:pPr>
+        <w:spacing w:after="60"/>
+      </w:pPr>
+      <w:r>
+        <w:rPr>
+          <w:rFonts w:ascii="Arial" w:cs="Arial" w:eastAsia="Arial" w:hAnsi="Arial"/>
+          <w:sz w:val="20"/>
+          <w:szCs w:val="20"/>
+        </w:rPr>
+        <w:t xml:space="preserve">Problem 3: Write a complete data pipeline that reads, cleans, validates, analyzes, and reports.</w:t>
+      </w:r>
+    </w:p>
+    <w:p>
+      <w:pPr>
+        <w:spacing w:after="160"/>
       </w:pPr>
     </w:p>
     <w:p>
